--- a/projects/valuepickr-open-screen/docs/MV Electrosystems Ltd.docx
+++ b/projects/valuepickr-open-screen/docs/MV Electrosystems Ltd.docx
@@ -232,6 +232,624 @@
         <w:spacing w:after="120" w:before="280"/>
       </w:pPr>
       <w:r>
+        <w:t xml:space="preserve">Guidance &amp; Expectation Gap</w:t>
+      </w:r>
+    </w:p>
+    <w:p>
+      <w:pPr>
+        <w:spacing w:after="120"/>
+      </w:pPr>
+      <w:r>
+        <w:rPr>
+          <w:i/>
+          <w:iCs/>
+          <w:color w:val="666666"/>
+          <w:sz w:val="18"/>
+          <w:szCs w:val="18"/>
+        </w:rPr>
+        <w:t xml:space="preserve">Management guidance decoded into commitments, graded on the expectation → action → operational → commercial → financial ladder, then compared to what the current price appears to assume. Method: playbook/guidance-and-expectation-gap.md.</w:t>
+      </w:r>
+    </w:p>
+    <w:p>
+      <w:pPr>
+        <w:spacing w:after="120"/>
+      </w:pPr>
+      <w:r>
+        <w:rPr>
+          <w:b/>
+          <w:bCs/>
+          <w:sz w:val="20"/>
+          <w:szCs w:val="20"/>
+        </w:rPr>
+        <w:t xml:space="preserve">Market expectation vs. our path:</w:t>
+      </w:r>
+    </w:p>
+    <w:tbl>
+      <w:tblPr>
+        <w:tblW w:type="dxa" w:w="9000"/>
+        <w:tblBorders>
+          <w:top w:val="single" w:color="auto" w:sz="4"/>
+          <w:left w:val="single" w:color="auto" w:sz="4"/>
+          <w:bottom w:val="single" w:color="auto" w:sz="4"/>
+          <w:right w:val="single" w:color="auto" w:sz="4"/>
+          <w:insideH w:val="single" w:color="auto" w:sz="4"/>
+          <w:insideV w:val="single" w:color="auto" w:sz="4"/>
+        </w:tblBorders>
+      </w:tblPr>
+      <w:tblGrid>
+        <w:gridCol w:w="3200"/>
+        <w:gridCol w:w="5800"/>
+      </w:tblGrid>
+      <w:tr>
+        <w:tc>
+          <w:tcPr>
+            <w:tcW w:type="dxa" w:w="3200"/>
+            <w:shd w:fill="F2F2F2" w:val="clear"/>
+          </w:tcPr>
+          <w:p>
+            <w:r>
+              <w:rPr>
+                <w:b/>
+                <w:bCs/>
+              </w:rPr>
+              <w:t xml:space="preserve">As of</w:t>
+            </w:r>
+          </w:p>
+        </w:tc>
+        <w:tc>
+          <w:tcPr>
+            <w:tcW w:type="dxa" w:w="5800"/>
+          </w:tcPr>
+          <w:p>
+            <w:r>
+              <w:t xml:space="preserve">2026-09-09</w:t>
+            </w:r>
+          </w:p>
+        </w:tc>
+      </w:tr>
+      <w:tr>
+        <w:tc>
+          <w:tcPr>
+            <w:tcW w:type="dxa" w:w="3200"/>
+            <w:shd w:fill="F2F2F2" w:val="clear"/>
+          </w:tcPr>
+          <w:p>
+            <w:r>
+              <w:rPr>
+                <w:b/>
+                <w:bCs/>
+              </w:rPr>
+              <w:t xml:space="preserve">Price / multiple</w:t>
+            </w:r>
+          </w:p>
+        </w:tc>
+        <w:tc>
+          <w:tcPr>
+            <w:tcW w:type="dxa" w:w="5800"/>
+          </w:tcPr>
+          <w:p>
+            <w:r>
+              <w:t xml:space="preserve">Rs 918</w:t>
+            </w:r>
+          </w:p>
+        </w:tc>
+      </w:tr>
+      <w:tr>
+        <w:tc>
+          <w:tcPr>
+            <w:tcW w:type="dxa" w:w="3200"/>
+            <w:shd w:fill="F2F2F2" w:val="clear"/>
+          </w:tcPr>
+          <w:p>
+            <w:r>
+              <w:rPr>
+                <w:b/>
+                <w:bCs/>
+              </w:rPr>
+              <w:t xml:space="preserve">Right valuation lens</w:t>
+            </w:r>
+          </w:p>
+        </w:tc>
+        <w:tc>
+          <w:tcPr>
+            <w:tcW w:type="dxa" w:w="5800"/>
+          </w:tcPr>
+          <w:p>
+            <w:r>
+              <w:t xml:space="preserve">other</w:t>
+            </w:r>
+          </w:p>
+        </w:tc>
+      </w:tr>
+      <w:tr>
+        <w:tc>
+          <w:tcPr>
+            <w:tcW w:type="dxa" w:w="3200"/>
+            <w:shd w:fill="F2F2F2" w:val="clear"/>
+          </w:tcPr>
+          <w:p>
+            <w:r>
+              <w:rPr>
+                <w:b/>
+                <w:bCs/>
+              </w:rPr>
+              <w:t xml:space="preserve">Price implies</w:t>
+            </w:r>
+          </w:p>
+        </w:tc>
+        <w:tc>
+          <w:tcPr>
+            <w:tcW w:type="dxa" w:w="5800"/>
+          </w:tcPr>
+          <w:p>
+            <w:r>
+              <w:t xml:space="preserve">at ~Rs 2,500 Cr market cap on Rs 49 Cr FY26 revenue and net losses, the price already assumes near-complete, on-schedule conversion of the Rs 921 Cr Indian Railways order book into revenue over ~3 years at double-digit margins, plus repeat wins</w:t>
+            </w:r>
+          </w:p>
+        </w:tc>
+      </w:tr>
+      <w:tr>
+        <w:tc>
+          <w:tcPr>
+            <w:tcW w:type="dxa" w:w="3200"/>
+            <w:shd w:fill="F2F2F2" w:val="clear"/>
+          </w:tcPr>
+          <w:p>
+            <w:r>
+              <w:rPr>
+                <w:b/>
+                <w:bCs/>
+              </w:rPr>
+              <w:t xml:space="preserve">Our FY27</w:t>
+            </w:r>
+          </w:p>
+        </w:tc>
+        <w:tc>
+          <w:tcPr>
+            <w:tcW w:type="dxa" w:w="5800"/>
+          </w:tcPr>
+          <w:p>
+            <w:r>
+              <w:t xml:space="preserve">revenue should step up materially as propulsion-system deliveries begin, but margin and PAT trajectory are unproven; losses may persist into early FY27 during the ramp</w:t>
+            </w:r>
+          </w:p>
+        </w:tc>
+      </w:tr>
+      <w:tr>
+        <w:tc>
+          <w:tcPr>
+            <w:tcW w:type="dxa" w:w="3200"/>
+            <w:shd w:fill="F2F2F2" w:val="clear"/>
+          </w:tcPr>
+          <w:p>
+            <w:r>
+              <w:rPr>
+                <w:b/>
+                <w:bCs/>
+              </w:rPr>
+              <w:t xml:space="preserve">Our FY28</w:t>
+            </w:r>
+          </w:p>
+        </w:tc>
+        <w:tc>
+          <w:tcPr>
+            <w:tcW w:type="dxa" w:w="5800"/>
+          </w:tcPr>
+          <w:p>
+            <w:r>
+              <w:t xml:space="preserve">if order-book execution holds, revenue could be several times FY26 with a return to profit -- entirely execution-dependent and unverified</w:t>
+            </w:r>
+          </w:p>
+        </w:tc>
+      </w:tr>
+      <w:tr>
+        <w:tc>
+          <w:tcPr>
+            <w:tcW w:type="dxa" w:w="3200"/>
+            <w:shd w:fill="F2F2F2" w:val="clear"/>
+          </w:tcPr>
+          <w:p>
+            <w:r>
+              <w:rPr>
+                <w:b/>
+                <w:bCs/>
+              </w:rPr>
+              <w:t xml:space="preserve">Gap direction</w:t>
+            </w:r>
+          </w:p>
+        </w:tc>
+        <w:tc>
+          <w:tcPr>
+            <w:tcW w:type="dxa" w:w="5800"/>
+          </w:tcPr>
+          <w:p>
+            <w:r>
+              <w:t xml:space="preserve">over-optimistic</w:t>
+            </w:r>
+          </w:p>
+        </w:tc>
+      </w:tr>
+      <w:tr>
+        <w:tc>
+          <w:tcPr>
+            <w:tcW w:type="dxa" w:w="3200"/>
+            <w:shd w:fill="F2F2F2" w:val="clear"/>
+          </w:tcPr>
+          <w:p>
+            <w:r>
+              <w:rPr>
+                <w:b/>
+                <w:bCs/>
+              </w:rPr>
+              <w:t xml:space="preserve">Gap type</w:t>
+            </w:r>
+          </w:p>
+        </w:tc>
+        <w:tc>
+          <w:tcPr>
+            <w:tcW w:type="dxa" w:w="5800"/>
+          </w:tcPr>
+          <w:p>
+            <w:r>
+              <w:t xml:space="preserve">new_business</w:t>
+            </w:r>
+          </w:p>
+        </w:tc>
+      </w:tr>
+      <w:tr>
+        <w:tc>
+          <w:tcPr>
+            <w:tcW w:type="dxa" w:w="3200"/>
+            <w:shd w:fill="F2F2F2" w:val="clear"/>
+          </w:tcPr>
+          <w:p>
+            <w:r>
+              <w:rPr>
+                <w:b/>
+                <w:bCs/>
+              </w:rPr>
+              <w:t xml:space="preserve">Gap magnitude</w:t>
+            </w:r>
+          </w:p>
+        </w:tc>
+        <w:tc>
+          <w:tcPr>
+            <w:tcW w:type="dxa" w:w="5800"/>
+          </w:tcPr>
+          <w:p>
+            <w:r>
+              <w:t xml:space="preserve">not estimable</w:t>
+            </w:r>
+          </w:p>
+        </w:tc>
+      </w:tr>
+      <w:tr>
+        <w:tc>
+          <w:tcPr>
+            <w:tcW w:type="dxa" w:w="3200"/>
+            <w:shd w:fill="F2F2F2" w:val="clear"/>
+          </w:tcPr>
+          <w:p>
+            <w:r>
+              <w:rPr>
+                <w:b/>
+                <w:bCs/>
+              </w:rPr>
+              <w:t xml:space="preserve">Gap basis</w:t>
+            </w:r>
+          </w:p>
+        </w:tc>
+        <w:tc>
+          <w:tcPr>
+            <w:tcW w:type="dxa" w:w="5800"/>
+          </w:tcPr>
+          <w:p>
+            <w:r>
+              <w:t xml:space="preserve">market cap ~Rs 2,500 Cr on Rs 49 Cr FY26 revenue and net losses prices near-flawless conversion of the Rs 921 Cr order book; execution is entirely unproven and FY26 revenue actually fell ~22%</w:t>
+            </w:r>
+          </w:p>
+        </w:tc>
+      </w:tr>
+      <w:tr>
+        <w:tc>
+          <w:tcPr>
+            <w:tcW w:type="dxa" w:w="3200"/>
+            <w:shd w:fill="F2F2F2" w:val="clear"/>
+          </w:tcPr>
+          <w:p>
+            <w:r>
+              <w:rPr>
+                <w:b/>
+                <w:bCs/>
+              </w:rPr>
+              <w:t xml:space="preserve">Evidence quality</w:t>
+            </w:r>
+          </w:p>
+        </w:tc>
+        <w:tc>
+          <w:tcPr>
+            <w:tcW w:type="dxa" w:w="5800"/>
+          </w:tcPr>
+          <w:p>
+            <w:r>
+              <w:t xml:space="preserve">weak</w:t>
+            </w:r>
+          </w:p>
+        </w:tc>
+      </w:tr>
+    </w:tbl>
+    <w:p>
+      <w:pPr>
+        <w:spacing w:after="120"/>
+      </w:pPr>
+      <w:r>
+        <w:rPr>
+          <w:i/>
+          <w:iCs/>
+          <w:color w:val="666666"/>
+          <w:sz w:val="16"/>
+          <w:szCs w:val="16"/>
+        </w:rPr>
+        <w:t xml:space="preserve">no broker consensus; implied path is a reverse-P/E estimate + screener.in forward figures + VP thread view</w:t>
+      </w:r>
+    </w:p>
+    <w:p>
+      <w:pPr>
+        <w:pStyle w:val="Heading1"/>
+        <w:spacing w:after="120" w:before="280"/>
+      </w:pPr>
+      <w:r>
+        <w:t xml:space="preserve">Ishmohit-Lens Checks (value chain · earnings quality · growth trajectory · management · quality metrics · track record · global-signal check)</w:t>
+      </w:r>
+    </w:p>
+    <w:p>
+      <w:pPr>
+        <w:spacing w:after="120"/>
+      </w:pPr>
+      <w:r>
+        <w:rPr>
+          <w:i/>
+          <w:iCs/>
+          <w:color w:val="666666"/>
+          <w:sz w:val="18"/>
+          <w:szCs w:val="18"/>
+        </w:rPr>
+        <w:t xml:space="preserve">Extra checks drawn from @ishmohit1 / SOIC methodology (playbook/ishmohit-soic-style.md): where the company sits in its value chain and what the supply side is doing, whether a margin/PAT inflection is structural or a cyclical peak, the rate-of-change of growth vs. what the multiple demands, and management quality as a positive attribute.</w:t>
+      </w:r>
+    </w:p>
+    <w:p>
+      <w:pPr>
+        <w:spacing w:after="120"/>
+      </w:pPr>
+      <w:r>
+        <w:rPr>
+          <w:b/>
+          <w:bCs/>
+          <w:sz w:val="20"/>
+          <w:szCs w:val="20"/>
+        </w:rPr>
+        <w:t xml:space="preserve">Quality metrics (ROCE · debt · FCF · margin · capex):</w:t>
+      </w:r>
+    </w:p>
+    <w:tbl>
+      <w:tblPr>
+        <w:tblW w:type="dxa" w:w="9000"/>
+        <w:tblBorders>
+          <w:top w:val="single" w:color="auto" w:sz="4"/>
+          <w:left w:val="single" w:color="auto" w:sz="4"/>
+          <w:bottom w:val="single" w:color="auto" w:sz="4"/>
+          <w:right w:val="single" w:color="auto" w:sz="4"/>
+          <w:insideH w:val="single" w:color="auto" w:sz="4"/>
+          <w:insideV w:val="single" w:color="auto" w:sz="4"/>
+        </w:tblBorders>
+      </w:tblPr>
+      <w:tblGrid>
+        <w:gridCol w:w="3200"/>
+        <w:gridCol w:w="5800"/>
+      </w:tblGrid>
+      <w:tr>
+        <w:tc>
+          <w:tcPr>
+            <w:tcW w:type="dxa" w:w="3200"/>
+            <w:shd w:fill="F2F2F2" w:val="clear"/>
+          </w:tcPr>
+          <w:p>
+            <w:r>
+              <w:rPr>
+                <w:b/>
+                <w:bCs/>
+              </w:rPr>
+              <w:t xml:space="preserve">Assessment</w:t>
+            </w:r>
+          </w:p>
+        </w:tc>
+        <w:tc>
+          <w:tcPr>
+            <w:tcW w:type="dxa" w:w="5800"/>
+          </w:tcPr>
+          <w:p>
+            <w:r>
+              <w:t xml:space="preserve">concern</w:t>
+            </w:r>
+          </w:p>
+        </w:tc>
+      </w:tr>
+      <w:tr>
+        <w:tc>
+          <w:tcPr>
+            <w:tcW w:type="dxa" w:w="3200"/>
+            <w:shd w:fill="F2F2F2" w:val="clear"/>
+          </w:tcPr>
+          <w:p>
+            <w:r>
+              <w:rPr>
+                <w:b/>
+                <w:bCs/>
+              </w:rPr>
+              <w:t xml:space="preserve">ROCE</w:t>
+            </w:r>
+          </w:p>
+        </w:tc>
+        <w:tc>
+          <w:tcPr>
+            <w:tcW w:type="dxa" w:w="5800"/>
+          </w:tcPr>
+          <w:p>
+            <w:r>
+              <w:t xml:space="preserve">-15.1% (declining)</w:t>
+            </w:r>
+          </w:p>
+        </w:tc>
+      </w:tr>
+      <w:tr>
+        <w:tc>
+          <w:tcPr>
+            <w:tcW w:type="dxa" w:w="3200"/>
+            <w:shd w:fill="F2F2F2" w:val="clear"/>
+          </w:tcPr>
+          <w:p>
+            <w:r>
+              <w:rPr>
+                <w:b/>
+                <w:bCs/>
+              </w:rPr>
+              <w:t xml:space="preserve">Leverage</w:t>
+            </w:r>
+          </w:p>
+        </w:tc>
+        <w:tc>
+          <w:tcPr>
+            <w:tcW w:type="dxa" w:w="5800"/>
+          </w:tcPr>
+          <w:p>
+            <w:r>
+              <w:t xml:space="preserve">—</w:t>
+            </w:r>
+          </w:p>
+        </w:tc>
+      </w:tr>
+      <w:tr>
+        <w:tc>
+          <w:tcPr>
+            <w:tcW w:type="dxa" w:w="3200"/>
+            <w:shd w:fill="F2F2F2" w:val="clear"/>
+          </w:tcPr>
+          <w:p>
+            <w:r>
+              <w:rPr>
+                <w:b/>
+                <w:bCs/>
+              </w:rPr>
+              <w:t xml:space="preserve">FCF conversion</w:t>
+            </w:r>
+          </w:p>
+        </w:tc>
+        <w:tc>
+          <w:tcPr>
+            <w:tcW w:type="dxa" w:w="5800"/>
+          </w:tcPr>
+          <w:p>
+            <w:r>
+              <w:t xml:space="preserve">—</w:t>
+            </w:r>
+          </w:p>
+        </w:tc>
+      </w:tr>
+      <w:tr>
+        <w:tc>
+          <w:tcPr>
+            <w:tcW w:type="dxa" w:w="3200"/>
+            <w:shd w:fill="F2F2F2" w:val="clear"/>
+          </w:tcPr>
+          <w:p>
+            <w:r>
+              <w:rPr>
+                <w:b/>
+                <w:bCs/>
+              </w:rPr>
+              <w:t xml:space="preserve">Margin trend</w:t>
+            </w:r>
+          </w:p>
+        </w:tc>
+        <w:tc>
+          <w:tcPr>
+            <w:tcW w:type="dxa" w:w="5800"/>
+          </w:tcPr>
+          <w:p>
+            <w:r>
+              <w:t xml:space="preserve">contracting</w:t>
+            </w:r>
+          </w:p>
+        </w:tc>
+      </w:tr>
+      <w:tr>
+        <w:tc>
+          <w:tcPr>
+            <w:tcW w:type="dxa" w:w="3200"/>
+            <w:shd w:fill="F2F2F2" w:val="clear"/>
+          </w:tcPr>
+          <w:p>
+            <w:r>
+              <w:rPr>
+                <w:b/>
+                <w:bCs/>
+              </w:rPr>
+              <w:t xml:space="preserve">Capex efficiency</w:t>
+            </w:r>
+          </w:p>
+        </w:tc>
+        <w:tc>
+          <w:tcPr>
+            <w:tcW w:type="dxa" w:w="5800"/>
+          </w:tcPr>
+          <w:p>
+            <w:r>
+              <w:t xml:space="preserve">unclear</w:t>
+            </w:r>
+          </w:p>
+        </w:tc>
+      </w:tr>
+    </w:tbl>
+    <w:p>
+      <w:pPr>
+        <w:spacing w:after="60" w:before="120"/>
+      </w:pPr>
+      <w:r>
+        <w:rPr>
+          <w:b/>
+          <w:bCs/>
+          <w:sz w:val="20"/>
+          <w:szCs w:val="20"/>
+        </w:rPr>
+        <w:t xml:space="preserve">Track record (Coffee Can persistence check): </w:t>
+      </w:r>
+      <w:r>
+        <w:rPr>
+          <w:sz w:val="20"/>
+          <w:szCs w:val="20"/>
+        </w:rPr>
+        <w:t xml:space="preserve">cleared revenue growth ≥10% AND ROCE ≥15% in 0 of the last 3 years (consistency_score 0)</w:t>
+      </w:r>
+    </w:p>
+    <w:p>
+      <w:pPr>
+        <w:spacing w:after="120"/>
+      </w:pPr>
+      <w:r>
+        <w:rPr>
+          <w:color w:val="666666"/>
+          <w:sz w:val="18"/>
+          <w:szCs w:val="18"/>
+        </w:rPr>
+        <w:t xml:space="preserve">FY24-FY26 verifiable (FY23 excluded, no FY22 revenue for a growth read). FY24 rev -26% / ROCE 12%; FY25 rev +26% / ROCE -15%; FY26 rev -22% / ROCE negative. Zero years clear the growth&gt;=10% AND ROCE&gt;=15% test -- pre-scale-up, loss-making.</w:t>
+      </w:r>
+    </w:p>
+    <w:p>
+      <w:pPr>
+        <w:pStyle w:val="Heading1"/>
+        <w:spacing w:after="120" w:before="280"/>
+      </w:pPr>
+      <w:r>
         <w:t xml:space="preserve">Technical Read (Weekly / Monthly MACD + Bollinger Bands, or RSI/CCI/Williams %R proxy)</w:t>
       </w:r>
     </w:p>
@@ -449,6 +1067,34 @@
           <w:szCs w:val="24"/>
         </w:rPr>
         <w:t xml:space="preserve">10x-in-2-3-years</w:t>
+      </w:r>
+    </w:p>
+    <w:p>
+      <w:pPr>
+        <w:spacing w:after="120"/>
+      </w:pPr>
+      <w:r>
+        <w:rPr>
+          <w:color w:val="666666"/>
+          <w:sz w:val="20"/>
+          <w:szCs w:val="20"/>
+        </w:rPr>
+        <w:t xml:space="preserve">4-box gate — tailwind: weak · TAM: yes · moat: no · valuation: weak  (score 2 / 4)</w:t>
+      </w:r>
+    </w:p>
+    <w:p>
+      <w:pPr>
+        <w:spacing w:after="120"/>
+      </w:pPr>
+      <w:r>
+        <w:rPr>
+          <w:i/>
+          <w:iCs/>
+          <w:color w:val="666666"/>
+          <w:sz w:val="20"/>
+          <w:szCs w:val="20"/>
+        </w:rPr>
+        <w:t xml:space="preserve">Loss-making, no public track record (moat=no); order book ~19x revenue is large relative headroom (tam=yes); thesis entirely order-book conversion, no sector driver named.</w:t>
       </w:r>
     </w:p>
     <w:p>
